--- a/Documents/Screen Inventory.docx
+++ b/Documents/Screen Inventory.docx
@@ -4,7 +4,99 @@
   <w:body>
     <w:p>
       <w:pPr>
+        <w:pStyle w:val="Title"/>
+      </w:pPr>
+      <w:r>
+        <w:rPr>
+          <w:rFonts w:ascii="Calibri" w:hAnsi="Calibri"/>
+          <w:color w:val="000000"/>
+          <w:sz w:val="44"/>
+        </w:rPr>
+        <w:t>Current release baseline</w:t>
+      </w:r>
+    </w:p>
+    <w:p>
+      <w:pPr>
+        <w:pStyle w:val="CurrentReleaseBody"/>
+      </w:pPr>
+      <w:r>
+        <w:t>22 October 2026</w:t>
+      </w:r>
+    </w:p>
+    <w:p>
+      <w:pPr>
+        <w:pStyle w:val="CurrentReleaseBody"/>
+      </w:pPr>
+      <w:r>
+        <w:rPr>
+          <w:b/>
+        </w:rPr>
+        <w:t xml:space="preserve">Scope. </w:t>
+      </w:r>
+      <w:r>
+        <w:t>This revision governs the current local system. The existing requirement and screen identifiers are retained. Earlier diagrams, endpoint sketches and routing algorithms are historical or deferred wherever they conflict with this baseline.</w:t>
+      </w:r>
+    </w:p>
+    <w:p>
+      <w:pPr>
+        <w:pStyle w:val="CurrentReleaseBody"/>
+      </w:pPr>
+      <w:r>
+        <w:rPr>
+          <w:b/>
+        </w:rPr>
+        <w:t xml:space="preserve">Navigation. </w:t>
+      </w:r>
+      <w:r>
+        <w:t>External Google Maps URLs are the selected no-key approach. A user click sends only a published mosque entrance and walking or two-wheeler mode. No embedded map, Google API billing, visitor origin, private contact or route-duration response is involved. Directions work without a scheduled session. The app makes no arrival-time or reachability calculation.</w:t>
+      </w:r>
+    </w:p>
+    <w:p>
+      <w:pPr>
+        <w:pStyle w:val="CurrentReleaseBody"/>
+      </w:pPr>
+      <w:r>
+        <w:rPr>
+          <w:b/>
+        </w:rPr>
+        <w:t xml:space="preserve">Accounts and trust. </w:t>
+      </w:r>
+      <w:r>
+        <w:t>Only Admin issues focal credentials; only the responsible focal person issues representative credentials. Contact details are confirmed independently by the issuer. Temporary passwords expire after 24 hours and require a first-login change. No SMS OTP or verified-email recovery is required. Administrator MFA uses free local TOTP and single-use recovery codes. Imam phone-call evidence remains a separate timetable-verification process.</w:t>
+      </w:r>
+    </w:p>
+    <w:p>
+      <w:pPr>
+        <w:pStyle w:val="CurrentReleaseBody"/>
+      </w:pPr>
+      <w:r>
+        <w:rPr>
+          <w:b/>
+        </w:rPr>
+        <w:t xml:space="preserve">Implementation. </w:t>
+      </w:r>
+      <w:r>
+        <w:t>React/TypeScript frontend, Express API and a separate worker use persistent MongoDB. Authorization, revisions, audit and outbox writes are enforced on the server. Public responses exclude private contacts. Local ports are 5173 for the frontend and 4000 for the API; production hosting is not provisioned.</w:t>
+      </w:r>
+    </w:p>
+    <w:p>
+      <w:pPr>
+        <w:pStyle w:val="CurrentReleaseBody"/>
+      </w:pPr>
+      <w:r>
+        <w:rPr>
+          <w:b/>
+        </w:rPr>
+        <w:t xml:space="preserve">Acceptance boundaries. </w:t>
+      </w:r>
+      <w:r>
+        <w:t>The core local flows have automated and mobile-viewport browser coverage. Large-scale pagination, full Urdu copy review, combined registration resubmission, production recovery/load acceptance and physical old-Android validation remain outstanding. Google API routing and forecasts are deferred. See Documents/CURRENT_SYSTEM.md and backend/docs/IMPLEMENTATION_REPORT.md for the maintained implementation record.</w:t>
+      </w:r>
+    </w:p>
+    <w:p>
+      <w:pPr>
         <w:pStyle w:val="Heading1"/>
+        <w:pageBreakBefore/>
         <w:rPr>
           <w:rFonts w:ascii="Arial Black" w:hAnsi="Arial Black"/>
           <w:b/>
@@ -315,8 +407,16 @@
             <w:hideMark/>
           </w:tcPr>
           <w:p>
-            <w:r>
-              <w:t>Select city/area, search for a place, or confirm a starting-point pin. Explain location use before requesting permission. Browsing remains possible without a precise origin.</w:t>
+            <w:commentRangeStart w:id="0"/>
+            <w:r>
+              <w:t>Select a city and enter location details or use permission-based device coordinates. Precise location stays in memory. No geocoding API or interactive pin map is enabled; browsing remains possible without a precise origin.</w:t>
+            </w:r>
+            <w:commentRangeEnd w:id="0"/>
+            <w:r>
+              <w:rPr>
+                <w:rStyle w:val="CommentReference"/>
+              </w:rPr>
+              <w:commentReference w:id="0"/>
             </w:r>
           </w:p>
         </w:tc>
@@ -372,16 +472,16 @@
             <w:hideMark/>
           </w:tcPr>
           <w:p>
-            <w:r>
-              <w:t xml:space="preserve">Mosque/session cards showing </w:t>
-            </w:r>
-            <w:proofErr w:type="spellStart"/>
-            <w:r>
-              <w:t>Jama’at</w:t>
-            </w:r>
-            <w:proofErr w:type="spellEnd"/>
-            <w:r>
-              <w:t xml:space="preserve"> time, date, area, timing status, travel estimate, and arrival margin when available. Preserve selected filters and provide pagination.</w:t>
+            <w:commentRangeStart w:id="1"/>
+            <w:r>
+              <w:t>Mosque/session cards show Jama’at time, date, area and timing status. No route duration or arrival margin is calculated. Preserve selected filters. Current workspace reads are bounded; complete pagination remains required before larger coverage.</w:t>
+            </w:r>
+            <w:commentRangeEnd w:id="1"/>
+            <w:r>
+              <w:rPr>
+                <w:rStyle w:val="CommentReference"/>
+              </w:rPr>
+              <w:commentReference w:id="1"/>
             </w:r>
           </w:p>
         </w:tc>
@@ -421,24 +521,36 @@
             <w:hideMark/>
           </w:tcPr>
           <w:p>
-            <w:r>
-              <w:rPr>
-                <w:b/>
-                <w:bCs/>
-              </w:rPr>
-              <w:t>Map Results</w:t>
-            </w:r>
-          </w:p>
-        </w:tc>
-        <w:tc>
-          <w:tcPr>
-            <w:tcW w:w="0" w:type="auto"/>
-            <w:vAlign w:val="center"/>
-            <w:hideMark/>
-          </w:tcPr>
-          <w:p>
-            <w:r>
-              <w:t>Alternative view of the same results, with selected-venue cards and clustered markers where needed. A map failure must leave the list usable.</w:t>
+            <w:commentRangeStart w:id="2"/>
+            <w:r>
+              <w:t>Location Results and External Navigation</w:t>
+            </w:r>
+            <w:commentRangeEnd w:id="2"/>
+            <w:r>
+              <w:rPr>
+                <w:rStyle w:val="CommentReference"/>
+              </w:rPr>
+              <w:commentReference w:id="2"/>
+            </w:r>
+          </w:p>
+        </w:tc>
+        <w:tc>
+          <w:tcPr>
+            <w:tcW w:w="0" w:type="auto"/>
+            <w:vAlign w:val="center"/>
+            <w:hideMark/>
+          </w:tcPr>
+          <w:p>
+            <w:commentRangeStart w:id="3"/>
+            <w:r>
+              <w:t>Keep the same result selection and venue cards, using a location list instead of simulated map geography. A selected published mosque opens the external directions screen. No embedded map SDK, tiles or clustering is loaded in the current release.</w:t>
+            </w:r>
+            <w:commentRangeEnd w:id="3"/>
+            <w:r>
+              <w:rPr>
+                <w:rStyle w:val="CommentReference"/>
+              </w:rPr>
+              <w:commentReference w:id="3"/>
             </w:r>
           </w:p>
         </w:tc>
@@ -837,24 +949,36 @@
             <w:hideMark/>
           </w:tcPr>
           <w:p>
-            <w:r>
-              <w:rPr>
-                <w:b/>
-                <w:bCs/>
-              </w:rPr>
-              <w:t>Session Details and Arrival Estimate</w:t>
-            </w:r>
-          </w:p>
-        </w:tc>
-        <w:tc>
-          <w:tcPr>
-            <w:tcW w:w="0" w:type="auto"/>
-            <w:vAlign w:val="center"/>
-            <w:hideMark/>
-          </w:tcPr>
-          <w:p>
-            <w:r>
-              <w:t>Explains one congregation: exact date/time, timing evidence, travel duration, preparation allowance, uncertainty, and estimated arrival margin. Provides a directions action.</w:t>
+            <w:commentRangeStart w:id="4"/>
+            <w:r>
+              <w:t>Session Details</w:t>
+            </w:r>
+            <w:commentRangeEnd w:id="4"/>
+            <w:r>
+              <w:rPr>
+                <w:rStyle w:val="CommentReference"/>
+              </w:rPr>
+              <w:commentReference w:id="4"/>
+            </w:r>
+          </w:p>
+        </w:tc>
+        <w:tc>
+          <w:tcPr>
+            <w:tcW w:w="0" w:type="auto"/>
+            <w:vAlign w:val="center"/>
+            <w:hideMark/>
+          </w:tcPr>
+          <w:p>
+            <w:commentRangeStart w:id="5"/>
+            <w:r>
+              <w:t>Explain the selected congregation date/time and timing evidence. Link to directions while explicitly stating that DiscoverSalah does not calculate travel duration or an arrive-before-Jama’at estimate.</w:t>
+            </w:r>
+            <w:commentRangeEnd w:id="5"/>
+            <w:r>
+              <w:rPr>
+                <w:rStyle w:val="CommentReference"/>
+              </w:rPr>
+              <w:commentReference w:id="5"/>
             </w:r>
           </w:p>
         </w:tc>
@@ -894,24 +1018,36 @@
             <w:hideMark/>
           </w:tcPr>
           <w:p>
-            <w:r>
-              <w:rPr>
-                <w:b/>
-                <w:bCs/>
-              </w:rPr>
-              <w:t>Travel and Preparation Settings</w:t>
-            </w:r>
-          </w:p>
-        </w:tc>
-        <w:tc>
-          <w:tcPr>
-            <w:tcW w:w="0" w:type="auto"/>
-            <w:vAlign w:val="center"/>
-            <w:hideMark/>
-          </w:tcPr>
-          <w:p>
-            <w:r>
-              <w:t>Switch Walking/Motorcycle and increase preparation time. Explain that motorcycle means a motorbike, and estimates are not arrival guarantees.</w:t>
+            <w:commentRangeStart w:id="6"/>
+            <w:r>
+              <w:t>Travel Mode Selection</w:t>
+            </w:r>
+            <w:commentRangeEnd w:id="6"/>
+            <w:r>
+              <w:rPr>
+                <w:rStyle w:val="CommentReference"/>
+              </w:rPr>
+              <w:commentReference w:id="6"/>
+            </w:r>
+          </w:p>
+        </w:tc>
+        <w:tc>
+          <w:tcPr>
+            <w:tcW w:w="0" w:type="auto"/>
+            <w:vAlign w:val="center"/>
+            <w:hideMark/>
+          </w:tcPr>
+          <w:p>
+            <w:commentRangeStart w:id="7"/>
+            <w:r>
+              <w:t>Choose Walking or Motorcycle for the external navigation URL. Preparation-margin calculations are deferred. Use walking or two-wheeler; do not silently substitute driving or bicycling.</w:t>
+            </w:r>
+            <w:commentRangeEnd w:id="7"/>
+            <w:r>
+              <w:rPr>
+                <w:rStyle w:val="CommentReference"/>
+              </w:rPr>
+              <w:commentReference w:id="7"/>
             </w:r>
           </w:p>
         </w:tc>
@@ -967,8 +1103,16 @@
             <w:hideMark/>
           </w:tcPr>
           <w:p>
-            <w:r>
-              <w:t>Opens an external navigation service using the correct entrance. Warns if the chosen navigation service cannot preserve the selected mode. Refresh information when the user returns.</w:t>
+            <w:commentRangeStart w:id="8"/>
+            <w:r>
+              <w:t>Open Google Maps only after a click, using api=1, validated published entrance coordinates and walking/two-wheeler mode. Omit visitor origin, contact data and keys; use opener/referrer protection. No timetable/session is required for this screen. Revalidate app data on return.</w:t>
+            </w:r>
+            <w:commentRangeEnd w:id="8"/>
+            <w:r>
+              <w:rPr>
+                <w:rStyle w:val="CommentReference"/>
+              </w:rPr>
+              <w:commentReference w:id="8"/>
             </w:r>
           </w:p>
         </w:tc>
@@ -1999,8 +2143,16 @@
             <w:hideMark/>
           </w:tcPr>
           <w:p>
-            <w:r>
-              <w:t>One sign-in page that routes authorized users to their assigned workspace. Keep public discovery accessible.</w:t>
+            <w:commentRangeStart w:id="9"/>
+            <w:r>
+              <w:t>Sign in with the issuer-confirmed contact number and password. Administrator completes MFA; temporary-password users change their password before workspace access. Public discovery remains accessible.</w:t>
+            </w:r>
+            <w:commentRangeEnd w:id="9"/>
+            <w:r>
+              <w:rPr>
+                <w:rStyle w:val="CommentReference"/>
+              </w:rPr>
+              <w:commentReference w:id="9"/>
             </w:r>
           </w:p>
         </w:tc>
@@ -2040,24 +2192,36 @@
             <w:hideMark/>
           </w:tcPr>
           <w:p>
-            <w:r>
-              <w:rPr>
-                <w:b/>
-                <w:bCs/>
-              </w:rPr>
-              <w:t>Accept Invitation / Activate Account</w:t>
-            </w:r>
-          </w:p>
-        </w:tc>
-        <w:tc>
-          <w:tcPr>
-            <w:tcW w:w="0" w:type="auto"/>
-            <w:vAlign w:val="center"/>
-            <w:hideMark/>
-          </w:tcPr>
-          <w:p>
-            <w:r>
-              <w:t>Validate the invitation, show the approved role/scope, and let the recipient establish credentials. Handle expired, revoked, and already-used invitations.</w:t>
+            <w:commentRangeStart w:id="10"/>
+            <w:r>
+              <w:t>Issued Credentials and First Password Change</w:t>
+            </w:r>
+            <w:commentRangeEnd w:id="10"/>
+            <w:r>
+              <w:rPr>
+                <w:rStyle w:val="CommentReference"/>
+              </w:rPr>
+              <w:commentReference w:id="10"/>
+            </w:r>
+          </w:p>
+        </w:tc>
+        <w:tc>
+          <w:tcPr>
+            <w:tcW w:w="0" w:type="auto"/>
+            <w:vAlign w:val="center"/>
+            <w:hideMark/>
+          </w:tcPr>
+          <w:p>
+            <w:commentRangeStart w:id="11"/>
+            <w:r>
+              <w:t>The authorized issuer privately provides a generated temporary password valid for 24 hours. Sign in, then change it before management access. No invitation token or SMS OTP activation is required; the legacy invitation page explains the issuer process.</w:t>
+            </w:r>
+            <w:commentRangeEnd w:id="11"/>
+            <w:r>
+              <w:rPr>
+                <w:rStyle w:val="CommentReference"/>
+              </w:rPr>
+              <w:commentReference w:id="11"/>
             </w:r>
           </w:p>
         </w:tc>
@@ -2113,8 +2277,16 @@
             <w:hideMark/>
           </w:tcPr>
           <w:p>
-            <w:r>
-              <w:t>Additional authentication step for administrators. Include an independently verified recovery route.</w:t>
+            <w:commentRangeStart w:id="12"/>
+            <w:r>
+              <w:t>Administrator only: verify a time-based authenticator code or unused recovery code after password sign-in. Codes are checked locally with no SMS/email provider fee.</w:t>
+            </w:r>
+            <w:commentRangeEnd w:id="12"/>
+            <w:r>
+              <w:rPr>
+                <w:rStyle w:val="CommentReference"/>
+              </w:rPr>
+              <w:commentReference w:id="12"/>
             </w:r>
           </w:p>
         </w:tc>
@@ -2171,8 +2343,16 @@
             <w:hideMark/>
           </w:tcPr>
           <w:p>
-            <w:r>
-              <w:t>Start recovery without revealing whether a particular account exists. The actual delivery channel remains an implementation decision.</w:t>
+            <w:commentRangeStart w:id="13"/>
+            <w:r>
+              <w:t>Explain issuer-assisted reset: representative contacts the responsible focal person; focal person contacts Admin. Identity/contact are independently checked. Administrator recovery uses offline recovery material or a controlled operator process.</w:t>
+            </w:r>
+            <w:commentRangeEnd w:id="13"/>
+            <w:r>
+              <w:rPr>
+                <w:rStyle w:val="CommentReference"/>
+              </w:rPr>
+              <w:commentReference w:id="13"/>
             </w:r>
           </w:p>
         </w:tc>
@@ -2228,8 +2408,16 @@
             <w:hideMark/>
           </w:tcPr>
           <w:p>
-            <w:r>
-              <w:t>Validate a single-use recovery token, set credentials, and confirm session revocation according to policy.</w:t>
+            <w:commentRangeStart w:id="14"/>
+            <w:r>
+              <w:t>An authenticated owner enters the current/temporary password and a new private password. A successful change revokes prior sessions and requires sign-in again. An issuer reset creates another 24-hour temporary password.</w:t>
+            </w:r>
+            <w:commentRangeEnd w:id="14"/>
+            <w:r>
+              <w:rPr>
+                <w:rStyle w:val="CommentReference"/>
+              </w:rPr>
+              <w:commentReference w:id="14"/>
             </w:r>
           </w:p>
         </w:tc>
@@ -4319,24 +4507,36 @@
             <w:hideMark/>
           </w:tcPr>
           <w:p>
-            <w:r>
-              <w:rPr>
-                <w:b/>
-                <w:bCs/>
-              </w:rPr>
-              <w:t>Invite / Assign Representative</w:t>
-            </w:r>
-          </w:p>
-        </w:tc>
-        <w:tc>
-          <w:tcPr>
-            <w:tcW w:w="0" w:type="auto"/>
-            <w:vAlign w:val="center"/>
-            <w:hideMark/>
-          </w:tcPr>
-          <w:p>
-            <w:r>
-              <w:t>Create an authorized invitation and assign responsibility within the Focal Person’s permitted scope. Show reassignment consequences.</w:t>
+            <w:commentRangeStart w:id="15"/>
+            <w:r>
+              <w:t>Create Representative Credentials and Assign</w:t>
+            </w:r>
+            <w:commentRangeEnd w:id="15"/>
+            <w:r>
+              <w:rPr>
+                <w:rStyle w:val="CommentReference"/>
+              </w:rPr>
+              <w:commentReference w:id="15"/>
+            </w:r>
+          </w:p>
+        </w:tc>
+        <w:tc>
+          <w:tcPr>
+            <w:tcW w:w="0" w:type="auto"/>
+            <w:vAlign w:val="center"/>
+            <w:hideMark/>
+          </w:tcPr>
+          <w:p>
+            <w:commentRangeStart w:id="16"/>
+            <w:r>
+              <w:t>The responsible focal person creates representative credentials only within their areas after independent identity/contact checks. Show the temporary password for private handoff; assign mosque responsibility through authorized commands. No SMS OTP is required.</w:t>
+            </w:r>
+            <w:commentRangeEnd w:id="16"/>
+            <w:r>
+              <w:rPr>
+                <w:rStyle w:val="CommentReference"/>
+              </w:rPr>
+              <w:commentReference w:id="16"/>
             </w:r>
           </w:p>
         </w:tc>
@@ -5040,8 +5240,16 @@
             <w:hideMark/>
           </w:tcPr>
           <w:p>
-            <w:r>
-              <w:t>Search accounts, inspect current authority, deactivate access, and manage invitations.</w:t>
+            <w:commentRangeStart w:id="17"/>
+            <w:r>
+              <w:t>Search scoped accounts, inspect authority, deactivate access and perform authorized resets/contact changes. Admin creates focal credentials; the responsible focal person creates representative credentials. Session revocation accompanies resets and contact changes.</w:t>
+            </w:r>
+            <w:commentRangeEnd w:id="17"/>
+            <w:r>
+              <w:rPr>
+                <w:rStyle w:val="CommentReference"/>
+              </w:rPr>
+              <w:commentReference w:id="17"/>
             </w:r>
           </w:p>
         </w:tc>
@@ -5154,8 +5362,16 @@
             <w:hideMark/>
           </w:tcPr>
           <w:p>
-            <w:r>
-              <w:t>Record contact/reference checks, availability, suitability, requested role, proposed scope, and decision. Approval leads to an invitation, not instant access.</w:t>
+            <w:commentRangeStart w:id="18"/>
+            <w:r>
+              <w:t>Record contact/reference checks, availability, suitability, role, scope and disposition. Approval alone grants no authority. The appropriate issuer subsequently creates credentials under the admin-to-focal and focal-to-representative hierarchy.</w:t>
+            </w:r>
+            <w:commentRangeEnd w:id="18"/>
+            <w:r>
+              <w:rPr>
+                <w:rStyle w:val="CommentReference"/>
+              </w:rPr>
+              <w:commentReference w:id="18"/>
             </w:r>
           </w:p>
         </w:tc>
@@ -7334,6 +7550,315 @@
     </w:sectPr>
   </w:body>
 </w:document>
+</file>
+
+<file path=word/comments.xml><?xml version="1.0" encoding="utf-8"?>
+<w:comments xmlns:a="http://schemas.openxmlformats.org/drawingml/2006/main" xmlns:pic="http://schemas.openxmlformats.org/drawingml/2006/picture" xmlns:r="http://schemas.openxmlformats.org/officeDocument/2006/relationships" xmlns:w="http://schemas.openxmlformats.org/wordprocessingml/2006/main" xmlns:wp="http://schemas.openxmlformats.org/drawingml/2006/wordprocessingDrawing" xmlns:mc="http://schemas.openxmlformats.org/markup-compatibility/2006" xmlns:a14="http://schemas.microsoft.com/office/drawing/2010/main" xmlns:w14="http://schemas.microsoft.com/office/word/2010/wordml" xmlns:wpc="http://schemas.microsoft.com/office/word/2010/wordprocessingCanvas">
+  <w:comment w:id="0" w:author="DiscoverSalah" w:initials="DS" w:date="2026-10-22T09:21:53Z">
+    <w:p>
+      <w:pPr>
+        <w:pStyle w:val="CommentText"/>
+      </w:pPr>
+      <w:r>
+        <w:rPr>
+          <w:rStyle w:val="CommentReference"/>
+        </w:rPr>
+        <w:annotationRef/>
+      </w:r>
+      <w:r>
+        <w:t>22 October 2026 implementation revision. This replaces the earlier planned behavior with the current local release. The original document is preserved in .project-reference/original-documents-2026-10-22.</w:t>
+      </w:r>
+    </w:p>
+  </w:comment>
+  <w:comment w:id="1" w:author="DiscoverSalah" w:initials="DS" w:date="2026-10-22T09:21:53Z">
+    <w:p>
+      <w:pPr>
+        <w:pStyle w:val="CommentText"/>
+      </w:pPr>
+      <w:r>
+        <w:rPr>
+          <w:rStyle w:val="CommentReference"/>
+        </w:rPr>
+        <w:annotationRef/>
+      </w:r>
+      <w:r>
+        <w:t>22 October 2026 implementation revision. This replaces the earlier planned behavior with the current local release. The original document is preserved in .project-reference/original-documents-2026-10-22.</w:t>
+      </w:r>
+    </w:p>
+  </w:comment>
+  <w:comment w:id="2" w:author="DiscoverSalah" w:initials="DS" w:date="2026-10-22T09:21:53Z">
+    <w:p>
+      <w:pPr>
+        <w:pStyle w:val="CommentText"/>
+      </w:pPr>
+      <w:r>
+        <w:rPr>
+          <w:rStyle w:val="CommentReference"/>
+        </w:rPr>
+        <w:annotationRef/>
+      </w:r>
+      <w:r>
+        <w:t>22 October 2026 implementation revision. This replaces the earlier planned behavior with the current local release. The original document is preserved in .project-reference/original-documents-2026-10-22.</w:t>
+      </w:r>
+    </w:p>
+  </w:comment>
+  <w:comment w:id="3" w:author="DiscoverSalah" w:initials="DS" w:date="2026-10-22T09:21:53Z">
+    <w:p>
+      <w:pPr>
+        <w:pStyle w:val="CommentText"/>
+      </w:pPr>
+      <w:r>
+        <w:rPr>
+          <w:rStyle w:val="CommentReference"/>
+        </w:rPr>
+        <w:annotationRef/>
+      </w:r>
+      <w:r>
+        <w:t>22 October 2026 implementation revision. This replaces the earlier planned behavior with the current local release. The original document is preserved in .project-reference/original-documents-2026-10-22.</w:t>
+      </w:r>
+    </w:p>
+  </w:comment>
+  <w:comment w:id="4" w:author="DiscoverSalah" w:initials="DS" w:date="2026-10-22T09:21:53Z">
+    <w:p>
+      <w:pPr>
+        <w:pStyle w:val="CommentText"/>
+      </w:pPr>
+      <w:r>
+        <w:rPr>
+          <w:rStyle w:val="CommentReference"/>
+        </w:rPr>
+        <w:annotationRef/>
+      </w:r>
+      <w:r>
+        <w:t>22 October 2026 implementation revision. This replaces the earlier planned behavior with the current local release. The original document is preserved in .project-reference/original-documents-2026-10-22.</w:t>
+      </w:r>
+    </w:p>
+  </w:comment>
+  <w:comment w:id="5" w:author="DiscoverSalah" w:initials="DS" w:date="2026-10-22T09:21:53Z">
+    <w:p>
+      <w:pPr>
+        <w:pStyle w:val="CommentText"/>
+      </w:pPr>
+      <w:r>
+        <w:rPr>
+          <w:rStyle w:val="CommentReference"/>
+        </w:rPr>
+        <w:annotationRef/>
+      </w:r>
+      <w:r>
+        <w:t>22 October 2026 implementation revision. This replaces the earlier planned behavior with the current local release. The original document is preserved in .project-reference/original-documents-2026-10-22.</w:t>
+      </w:r>
+    </w:p>
+  </w:comment>
+  <w:comment w:id="6" w:author="DiscoverSalah" w:initials="DS" w:date="2026-10-22T09:21:53Z">
+    <w:p>
+      <w:pPr>
+        <w:pStyle w:val="CommentText"/>
+      </w:pPr>
+      <w:r>
+        <w:rPr>
+          <w:rStyle w:val="CommentReference"/>
+        </w:rPr>
+        <w:annotationRef/>
+      </w:r>
+      <w:r>
+        <w:t>22 October 2026 implementation revision. This replaces the earlier planned behavior with the current local release. The original document is preserved in .project-reference/original-documents-2026-10-22.</w:t>
+      </w:r>
+    </w:p>
+  </w:comment>
+  <w:comment w:id="7" w:author="DiscoverSalah" w:initials="DS" w:date="2026-10-22T09:21:53Z">
+    <w:p>
+      <w:pPr>
+        <w:pStyle w:val="CommentText"/>
+      </w:pPr>
+      <w:r>
+        <w:rPr>
+          <w:rStyle w:val="CommentReference"/>
+        </w:rPr>
+        <w:annotationRef/>
+      </w:r>
+      <w:r>
+        <w:t>22 October 2026 implementation revision. This replaces the earlier planned behavior with the current local release. The original document is preserved in .project-reference/original-documents-2026-10-22.</w:t>
+      </w:r>
+    </w:p>
+  </w:comment>
+  <w:comment w:id="8" w:author="DiscoverSalah" w:initials="DS" w:date="2026-10-22T09:21:53Z">
+    <w:p>
+      <w:pPr>
+        <w:pStyle w:val="CommentText"/>
+      </w:pPr>
+      <w:r>
+        <w:rPr>
+          <w:rStyle w:val="CommentReference"/>
+        </w:rPr>
+        <w:annotationRef/>
+      </w:r>
+      <w:r>
+        <w:t>22 October 2026 implementation revision. This replaces the earlier planned behavior with the current local release. The original document is preserved in .project-reference/original-documents-2026-10-22.</w:t>
+      </w:r>
+    </w:p>
+  </w:comment>
+  <w:comment w:id="9" w:author="DiscoverSalah" w:initials="DS" w:date="2026-10-22T09:21:53Z">
+    <w:p>
+      <w:pPr>
+        <w:pStyle w:val="CommentText"/>
+      </w:pPr>
+      <w:r>
+        <w:rPr>
+          <w:rStyle w:val="CommentReference"/>
+        </w:rPr>
+        <w:annotationRef/>
+      </w:r>
+      <w:r>
+        <w:t>22 October 2026 implementation revision. This replaces the earlier planned behavior with the current local release. The original document is preserved in .project-reference/original-documents-2026-10-22.</w:t>
+      </w:r>
+    </w:p>
+  </w:comment>
+  <w:comment w:id="10" w:author="DiscoverSalah" w:initials="DS" w:date="2026-10-22T09:21:53Z">
+    <w:p>
+      <w:pPr>
+        <w:pStyle w:val="CommentText"/>
+      </w:pPr>
+      <w:r>
+        <w:rPr>
+          <w:rStyle w:val="CommentReference"/>
+        </w:rPr>
+        <w:annotationRef/>
+      </w:r>
+      <w:r>
+        <w:t>22 October 2026 implementation revision. This replaces the earlier planned behavior with the current local release. The original document is preserved in .project-reference/original-documents-2026-10-22.</w:t>
+      </w:r>
+    </w:p>
+  </w:comment>
+  <w:comment w:id="11" w:author="DiscoverSalah" w:initials="DS" w:date="2026-10-22T09:21:53Z">
+    <w:p>
+      <w:pPr>
+        <w:pStyle w:val="CommentText"/>
+      </w:pPr>
+      <w:r>
+        <w:rPr>
+          <w:rStyle w:val="CommentReference"/>
+        </w:rPr>
+        <w:annotationRef/>
+      </w:r>
+      <w:r>
+        <w:t>22 October 2026 implementation revision. This replaces the earlier planned behavior with the current local release. The original document is preserved in .project-reference/original-documents-2026-10-22.</w:t>
+      </w:r>
+    </w:p>
+  </w:comment>
+  <w:comment w:id="12" w:author="DiscoverSalah" w:initials="DS" w:date="2026-10-22T09:21:53Z">
+    <w:p>
+      <w:pPr>
+        <w:pStyle w:val="CommentText"/>
+      </w:pPr>
+      <w:r>
+        <w:rPr>
+          <w:rStyle w:val="CommentReference"/>
+        </w:rPr>
+        <w:annotationRef/>
+      </w:r>
+      <w:r>
+        <w:t>22 October 2026 implementation revision. This replaces the earlier planned behavior with the current local release. The original document is preserved in .project-reference/original-documents-2026-10-22.</w:t>
+      </w:r>
+    </w:p>
+  </w:comment>
+  <w:comment w:id="13" w:author="DiscoverSalah" w:initials="DS" w:date="2026-10-22T09:21:53Z">
+    <w:p>
+      <w:pPr>
+        <w:pStyle w:val="CommentText"/>
+      </w:pPr>
+      <w:r>
+        <w:rPr>
+          <w:rStyle w:val="CommentReference"/>
+        </w:rPr>
+        <w:annotationRef/>
+      </w:r>
+      <w:r>
+        <w:t>22 October 2026 implementation revision. This replaces the earlier planned behavior with the current local release. The original document is preserved in .project-reference/original-documents-2026-10-22.</w:t>
+      </w:r>
+    </w:p>
+  </w:comment>
+  <w:comment w:id="14" w:author="DiscoverSalah" w:initials="DS" w:date="2026-10-22T09:21:53Z">
+    <w:p>
+      <w:pPr>
+        <w:pStyle w:val="CommentText"/>
+      </w:pPr>
+      <w:r>
+        <w:rPr>
+          <w:rStyle w:val="CommentReference"/>
+        </w:rPr>
+        <w:annotationRef/>
+      </w:r>
+      <w:r>
+        <w:t>22 October 2026 implementation revision. This replaces the earlier planned behavior with the current local release. The original document is preserved in .project-reference/original-documents-2026-10-22.</w:t>
+      </w:r>
+    </w:p>
+  </w:comment>
+  <w:comment w:id="15" w:author="DiscoverSalah" w:initials="DS" w:date="2026-10-22T09:21:53Z">
+    <w:p>
+      <w:pPr>
+        <w:pStyle w:val="CommentText"/>
+      </w:pPr>
+      <w:r>
+        <w:rPr>
+          <w:rStyle w:val="CommentReference"/>
+        </w:rPr>
+        <w:annotationRef/>
+      </w:r>
+      <w:r>
+        <w:t>22 October 2026 implementation revision. This replaces the earlier planned behavior with the current local release. The original document is preserved in .project-reference/original-documents-2026-10-22.</w:t>
+      </w:r>
+    </w:p>
+  </w:comment>
+  <w:comment w:id="16" w:author="DiscoverSalah" w:initials="DS" w:date="2026-10-22T09:21:53Z">
+    <w:p>
+      <w:pPr>
+        <w:pStyle w:val="CommentText"/>
+      </w:pPr>
+      <w:r>
+        <w:rPr>
+          <w:rStyle w:val="CommentReference"/>
+        </w:rPr>
+        <w:annotationRef/>
+      </w:r>
+      <w:r>
+        <w:t>22 October 2026 implementation revision. This replaces the earlier planned behavior with the current local release. The original document is preserved in .project-reference/original-documents-2026-10-22.</w:t>
+      </w:r>
+    </w:p>
+  </w:comment>
+  <w:comment w:id="17" w:author="DiscoverSalah" w:initials="DS" w:date="2026-10-22T09:21:53Z">
+    <w:p>
+      <w:pPr>
+        <w:pStyle w:val="CommentText"/>
+      </w:pPr>
+      <w:r>
+        <w:rPr>
+          <w:rStyle w:val="CommentReference"/>
+        </w:rPr>
+        <w:annotationRef/>
+      </w:r>
+      <w:r>
+        <w:t>22 October 2026 implementation revision. This replaces the earlier planned behavior with the current local release. The original document is preserved in .project-reference/original-documents-2026-10-22.</w:t>
+      </w:r>
+    </w:p>
+  </w:comment>
+  <w:comment w:id="18" w:author="DiscoverSalah" w:initials="DS" w:date="2026-10-22T09:21:53Z">
+    <w:p>
+      <w:pPr>
+        <w:pStyle w:val="CommentText"/>
+      </w:pPr>
+      <w:r>
+        <w:rPr>
+          <w:rStyle w:val="CommentReference"/>
+        </w:rPr>
+        <w:annotationRef/>
+      </w:r>
+      <w:r>
+        <w:t>22 October 2026 implementation revision. This replaces the earlier planned behavior with the current local release. The original document is preserved in .project-reference/original-documents-2026-10-22.</w:t>
+      </w:r>
+    </w:p>
+  </w:comment>
+</w:comments>
 </file>
 
 <file path=word/numbering.xml><?xml version="1.0" encoding="utf-8"?>
@@ -8373,6 +8898,17 @@
       <w:spacing w:val="5"/>
     </w:rPr>
   </w:style>
+  <w:style w:type="paragraph" w:customStyle="1" w:styleId="CurrentReleaseBody">
+    <w:name w:val="Current Release Body"/>
+    <w:pPr>
+      <w:spacing w:after="160" w:line="259" w:lineRule="auto"/>
+    </w:pPr>
+    <w:rPr>
+      <w:rFonts w:ascii="Calibri" w:hAnsi="Calibri"/>
+      <w:color w:val="000000"/>
+      <w:sz w:val="22"/>
+    </w:rPr>
+  </w:style>
 </w:styles>
 </file>
 
